--- a/docs/backlog/5295963_AlessandroSouza_ErgoIntelligence.docx
+++ b/docs/backlog/5295963_AlessandroSouza_ErgoIntelligence.docx
@@ -112,7 +112,7 @@
         </w:trPr>
         <w:tc>
           <w:tcPr>
-            <w:tcW w:w="1701" w:type="dxa"/>
+            <w:tcW w:w="1700" w:type="dxa"/>
           </w:tcPr>
           <w:p>
             <w:pPr>
@@ -140,7 +140,7 @@
         </w:tc>
         <w:tc>
           <w:tcPr>
-            <w:tcW w:w="7938" w:type="dxa"/>
+            <w:tcW w:w="7928" w:type="dxa"/>
           </w:tcPr>
           <w:p>
             <w:pPr>
@@ -167,7 +167,7 @@
         </w:trPr>
         <w:tc>
           <w:tcPr>
-            <w:tcW w:w="1701" w:type="dxa"/>
+            <w:tcW w:w="1700" w:type="dxa"/>
           </w:tcPr>
           <w:p>
             <w:pPr>
@@ -195,7 +195,7 @@
         </w:tc>
         <w:tc>
           <w:tcPr>
-            <w:tcW w:w="7938" w:type="dxa"/>
+            <w:tcW w:w="7928" w:type="dxa"/>
           </w:tcPr>
           <w:p>
             <w:pPr>
@@ -216,61 +216,6 @@
           </w:p>
         </w:tc>
       </w:tr>
-      <w:tr>
-        <w:trPr>
-          <w:jc w:val="center"/>
-        </w:trPr>
-        <w:tc>
-          <w:tcPr>
-            <w:tcW w:w="1701" w:type="dxa"/>
-          </w:tcPr>
-          <w:p>
-            <w:pPr>
-              <w:spacing w:before="60" w:after="60"/>
-              <w:jc w:val="left"/>
-              <w:rPr>
-                <w:b/>
-                <w:bCs/>
-                <w:color w:val="1F497D" w:themeColor="text2"/>
-                <w:sz w:val="24"/>
-                <w:szCs w:val="24"/>
-              </w:rPr>
-            </w:pPr>
-            <w:r>
-              <w:rPr>
-                <w:b/>
-                <w:bCs/>
-                <w:color w:val="1F497D" w:themeColor="text2"/>
-                <w:sz w:val="24"/>
-                <w:szCs w:val="24"/>
-              </w:rPr>
-              <w:t>RU:</w:t>
-            </w:r>
-          </w:p>
-        </w:tc>
-        <w:tc>
-          <w:tcPr>
-            <w:tcW w:w="7938" w:type="dxa"/>
-          </w:tcPr>
-          <w:p>
-            <w:pPr>
-              <w:spacing w:before="60" w:after="60"/>
-              <w:jc w:val="left"/>
-              <w:rPr>
-                <w:sz w:val="24"/>
-                <w:szCs w:val="24"/>
-              </w:rPr>
-            </w:pPr>
-            <w:r>
-              <w:rPr>
-                <w:sz w:val="24"/>
-                <w:szCs w:val="24"/>
-              </w:rPr>
-              <w:t>5295963</w:t>
-            </w:r>
-          </w:p>
-        </w:tc>
-      </w:tr>
     </w:tbl>
     <w:p>
       <w:pPr>
@@ -316,16 +261,6 @@
           <w:szCs w:val="28"/>
         </w:rPr>
         <w:t xml:space="preserve">Apresentação </w:t>
-      </w:r>
-      <w:r>
-        <w:rPr>
-          <w:b/>
-          <w:bCs/>
-          <w:color w:val="1F497D" w:themeColor="text2"/>
-          <w:sz w:val="20"/>
-          <w:szCs w:val="20"/>
-        </w:rPr>
-        <w:t>(5 pontos)</w:t>
       </w:r>
     </w:p>
     <w:p>
@@ -410,7 +345,296 @@
         </w:rPr>
         <w:t>stakeholders</w:t>
       </w:r>
+    </w:p>
+    <w:p>
+      <w:pPr>
+        <w:spacing w:before="0" w:after="0" w:line="360" w:lineRule="auto"/>
+        <w:rPr>
+          <w:sz w:val="24"/>
+          <w:szCs w:val="24"/>
+        </w:rPr>
+      </w:pPr>
+    </w:p>
+    <w:p>
+      <w:pPr>
+        <w:pStyle w:val="PargrafodaLista"/>
+        <w:numPr>
+          <w:ilvl w:val="0"/>
+          <w:numId w:val="21"/>
+        </w:numPr>
+        <w:spacing w:before="0" w:after="0" w:line="360" w:lineRule="auto"/>
+        <w:ind w:left="879" w:hanging="454"/>
+        <w:rPr>
+          <w:sz w:val="24"/>
+          <w:szCs w:val="24"/>
+        </w:rPr>
+      </w:pPr>
       <w:r>
+        <w:rPr>
+          <w:sz w:val="20"/>
+        </w:rPr>
+        <w:t>Como as avaliações ergonômicas são realizadas atualmente e quais dificuldades existem no registro, consolidação e consulta das informações?</w:t>
+      </w:r>
+    </w:p>
+    <w:p>
+      <w:pPr>
+        <w:pStyle w:val="PargrafodaLista"/>
+        <w:numPr>
+          <w:ilvl w:val="0"/>
+          <w:numId w:val="21"/>
+        </w:numPr>
+        <w:spacing w:before="0" w:after="0" w:line="360" w:lineRule="auto"/>
+        <w:ind w:left="879" w:hanging="454"/>
+        <w:rPr>
+          <w:sz w:val="24"/>
+          <w:szCs w:val="24"/>
+        </w:rPr>
+      </w:pPr>
+      <w:r>
+        <w:rPr>
+          <w:sz w:val="20"/>
+        </w:rPr>
+        <w:t>Quais dados do colaborador, cargo, função, ambiente, posto de trabalho e atividade são indispensáveis para contextualizar uma avaliação ergonômica?</w:t>
+      </w:r>
+    </w:p>
+    <w:p>
+      <w:pPr>
+        <w:pStyle w:val="PargrafodaLista"/>
+        <w:numPr>
+          <w:ilvl w:val="0"/>
+          <w:numId w:val="21"/>
+        </w:numPr>
+        <w:spacing w:before="0" w:after="0" w:line="360" w:lineRule="auto"/>
+        <w:ind w:left="879" w:hanging="454"/>
+        <w:rPr>
+          <w:sz w:val="24"/>
+          <w:szCs w:val="24"/>
+        </w:rPr>
+      </w:pPr>
+      <w:r>
+        <w:rPr>
+          <w:sz w:val="20"/>
+        </w:rPr>
+        <w:t>Quais métodos, questionários ou escalas são utilizados para avaliar postura, esforço, repetitividade, desconforto, fadiga e organização do trabalho?</w:t>
+      </w:r>
+    </w:p>
+    <w:p>
+      <w:pPr>
+        <w:pStyle w:val="PargrafodaLista"/>
+        <w:numPr>
+          <w:ilvl w:val="0"/>
+          <w:numId w:val="21"/>
+        </w:numPr>
+        <w:spacing w:before="0" w:after="0" w:line="360" w:lineRule="auto"/>
+        <w:ind w:left="879" w:hanging="454"/>
+        <w:rPr>
+          <w:sz w:val="24"/>
+          <w:szCs w:val="24"/>
+        </w:rPr>
+      </w:pPr>
+      <w:r>
+        <w:rPr>
+          <w:sz w:val="20"/>
+        </w:rPr>
+        <w:t>Quais critérios técnicos devem ser utilizados para classificar os níveis de risco ergonômico e quais profissionais são responsáveis por validá-los?</w:t>
+      </w:r>
+    </w:p>
+    <w:p>
+      <w:pPr>
+        <w:pStyle w:val="PargrafodaLista"/>
+        <w:numPr>
+          <w:ilvl w:val="0"/>
+          <w:numId w:val="21"/>
+        </w:numPr>
+        <w:spacing w:before="0" w:after="0" w:line="360" w:lineRule="auto"/>
+        <w:ind w:left="879" w:hanging="454"/>
+        <w:rPr>
+          <w:sz w:val="24"/>
+          <w:szCs w:val="24"/>
+        </w:rPr>
+      </w:pPr>
+      <w:r>
+        <w:rPr>
+          <w:sz w:val="20"/>
+        </w:rPr>
+        <w:t>Quais perfis de acesso devem existir no sistema, como administrador, profissional de SST, gestor e colaborador, e quais informações cada perfil poderá consultar ou alterar?</w:t>
+      </w:r>
+    </w:p>
+    <w:p>
+      <w:pPr>
+        <w:pStyle w:val="PargrafodaLista"/>
+        <w:numPr>
+          <w:ilvl w:val="0"/>
+          <w:numId w:val="21"/>
+        </w:numPr>
+        <w:spacing w:before="0" w:after="0" w:line="360" w:lineRule="auto"/>
+        <w:ind w:left="879" w:hanging="454"/>
+        <w:rPr>
+          <w:sz w:val="24"/>
+          <w:szCs w:val="24"/>
+        </w:rPr>
+      </w:pPr>
+      <w:r>
+        <w:rPr>
+          <w:sz w:val="20"/>
+        </w:rPr>
+        <w:t>Como deve funcionar o acompanhamento de pausas, fadiga, desconfortos e intervenções ergonômicas ao longo do tempo?</w:t>
+      </w:r>
+    </w:p>
+    <w:p>
+      <w:pPr>
+        <w:pStyle w:val="PargrafodaLista"/>
+        <w:numPr>
+          <w:ilvl w:val="0"/>
+          <w:numId w:val="21"/>
+        </w:numPr>
+        <w:spacing w:before="0" w:after="0" w:line="360" w:lineRule="auto"/>
+        <w:ind w:left="879" w:hanging="454"/>
+        <w:rPr>
+          <w:sz w:val="24"/>
+          <w:szCs w:val="24"/>
+        </w:rPr>
+      </w:pPr>
+      <w:r>
+        <w:rPr>
+          <w:sz w:val="20"/>
+        </w:rPr>
+        <w:lastRenderedPageBreak/>
+        <w:t>Quais dados pessoais ou ocupacionais exigem maior proteção e quais cuidados relacionados à LGPD devem ser adotados no tratamento dessas informações?</w:t>
+      </w:r>
+    </w:p>
+    <w:p>
+      <w:pPr>
+        <w:pStyle w:val="PargrafodaLista"/>
+        <w:numPr>
+          <w:ilvl w:val="0"/>
+          <w:numId w:val="21"/>
+        </w:numPr>
+        <w:spacing w:before="0" w:after="0" w:line="360" w:lineRule="auto"/>
+        <w:ind w:left="879" w:hanging="454"/>
+        <w:rPr>
+          <w:sz w:val="24"/>
+          <w:szCs w:val="24"/>
+        </w:rPr>
+      </w:pPr>
+      <w:r>
+        <w:rPr>
+          <w:sz w:val="20"/>
+        </w:rPr>
+        <w:t>Como as recomendações ergonômicas devem ser geradas, validadas e transformadas em ações com responsáveis, prazos e acompanhamento de status?</w:t>
+      </w:r>
+    </w:p>
+    <w:p>
+      <w:pPr>
+        <w:pStyle w:val="PargrafodaLista"/>
+        <w:numPr>
+          <w:ilvl w:val="0"/>
+          <w:numId w:val="21"/>
+        </w:numPr>
+        <w:spacing w:before="0" w:after="0" w:line="360" w:lineRule="auto"/>
+        <w:ind w:left="879" w:hanging="454"/>
+        <w:rPr>
+          <w:sz w:val="24"/>
+          <w:szCs w:val="24"/>
+        </w:rPr>
+      </w:pPr>
+      <w:r>
+        <w:rPr>
+          <w:sz w:val="20"/>
+        </w:rPr>
+        <w:t>Quais indicadores são prioritários no dashboard, como riscos por setor ou posto, classificações de risco, avaliações realizadas e situação dos planos de ação?</w:t>
+      </w:r>
+    </w:p>
+    <w:p>
+      <w:pPr>
+        <w:pStyle w:val="PargrafodaLista"/>
+        <w:numPr>
+          <w:ilvl w:val="0"/>
+          <w:numId w:val="21"/>
+        </w:numPr>
+        <w:spacing w:before="0" w:after="0" w:line="360" w:lineRule="auto"/>
+        <w:ind w:left="879" w:hanging="454"/>
+        <w:rPr>
+          <w:sz w:val="24"/>
+          <w:szCs w:val="24"/>
+        </w:rPr>
+      </w:pPr>
+      <w:r>
+        <w:rPr>
+          <w:sz w:val="20"/>
+        </w:rPr>
+        <w:t>O sistema precisa se integrar futuramente a ERP, eSocial, sistemas de RH, sensores, wearables ou outras fontes de dados? Se sim, quais integrações são prioritárias?</w:t>
+      </w:r>
+    </w:p>
+    <w:p>
+      <w:pPr>
+        <w:pStyle w:val="PargrafodaLista"/>
+        <w:numPr>
+          <w:ilvl w:val="0"/>
+          <w:numId w:val="21"/>
+        </w:numPr>
+        <w:spacing w:before="0" w:after="0" w:line="360" w:lineRule="auto"/>
+        <w:ind w:left="879" w:hanging="454"/>
+        <w:rPr>
+          <w:sz w:val="24"/>
+          <w:szCs w:val="24"/>
+        </w:rPr>
+      </w:pPr>
+      <w:r>
+        <w:rPr>
+          <w:sz w:val="20"/>
+        </w:rPr>
+        <w:t>Qual deve ser o fluxo de uma avaliação desde o cadastro do contexto e preenchimento do questionário até a classificação do risco, recomendação e plano de ação?</w:t>
+      </w:r>
+    </w:p>
+    <w:p>
+      <w:pPr>
+        <w:pStyle w:val="PargrafodaLista"/>
+        <w:numPr>
+          <w:ilvl w:val="0"/>
+          <w:numId w:val="21"/>
+        </w:numPr>
+        <w:spacing w:before="0" w:after="0" w:line="360" w:lineRule="auto"/>
+        <w:ind w:left="879" w:hanging="454"/>
+        <w:rPr>
+          <w:sz w:val="24"/>
+          <w:szCs w:val="24"/>
+        </w:rPr>
+      </w:pPr>
+      <w:r>
+        <w:rPr>
+          <w:sz w:val="20"/>
+        </w:rPr>
+        <w:t>Qual o volume esperado de colaboradores, avaliações e usuários simultâneos e quais dispositivos serão utilizados para acessar a plataforma?</w:t>
+      </w:r>
+    </w:p>
+    <w:p>
+      <w:pPr>
+        <w:spacing w:before="0" w:after="0" w:line="360" w:lineRule="auto"/>
+        <w:rPr>
+          <w:sz w:val="24"/>
+          <w:szCs w:val="24"/>
+        </w:rPr>
+      </w:pPr>
+    </w:p>
+    <w:p>
+      <w:pPr>
+        <w:spacing w:before="0" w:after="0" w:line="360" w:lineRule="auto"/>
+        <w:rPr>
+          <w:sz w:val="24"/>
+          <w:szCs w:val="24"/>
+        </w:rPr>
+      </w:pPr>
+    </w:p>
+    <w:p>
+      <w:pPr>
+        <w:pStyle w:val="PargrafodaLista"/>
+        <w:numPr>
+          <w:ilvl w:val="0"/>
+          <w:numId w:val="15"/>
+        </w:numPr>
+        <w:spacing w:before="0" w:after="0" w:line="360" w:lineRule="auto"/>
+        <w:ind w:left="425" w:hanging="425"/>
         <w:rPr>
           <w:b/>
           <w:bCs/>
@@ -418,308 +642,8 @@
           <w:sz w:val="28"/>
           <w:szCs w:val="28"/>
         </w:rPr>
-        <w:t xml:space="preserve"> </w:t>
-      </w:r>
+      </w:pPr>
       <w:r>
-        <w:rPr>
-          <w:b/>
-          <w:bCs/>
-          <w:color w:val="1F497D" w:themeColor="text2"/>
-          <w:sz w:val="20"/>
-          <w:szCs w:val="20"/>
-        </w:rPr>
-        <w:t>(20 pontos)</w:t>
-      </w:r>
-    </w:p>
-    <w:p>
-      <w:pPr>
-        <w:spacing w:before="0" w:after="0" w:line="360" w:lineRule="auto"/>
-        <w:rPr>
-          <w:sz w:val="24"/>
-          <w:szCs w:val="24"/>
-        </w:rPr>
-      </w:pPr>
-    </w:p>
-    <w:p>
-      <w:pPr>
-        <w:pStyle w:val="PargrafodaLista"/>
-        <w:numPr>
-          <w:ilvl w:val="0"/>
-          <w:numId w:val="21"/>
-        </w:numPr>
-        <w:spacing w:before="0" w:after="0" w:line="360" w:lineRule="auto"/>
-        <w:ind w:left="879" w:hanging="454"/>
-        <w:rPr>
-          <w:sz w:val="24"/>
-          <w:szCs w:val="24"/>
-        </w:rPr>
-      </w:pPr>
-      <w:r>
-        <w:rPr>
-          <w:sz w:val="20"/>
-        </w:rPr>
-        <w:t>Como as avaliações ergonômicas são realizadas atualmente e quais dificuldades existem no registro, consolidação e consulta das informações?</w:t>
-      </w:r>
-    </w:p>
-    <w:p>
-      <w:pPr>
-        <w:pStyle w:val="PargrafodaLista"/>
-        <w:numPr>
-          <w:ilvl w:val="0"/>
-          <w:numId w:val="21"/>
-        </w:numPr>
-        <w:spacing w:before="0" w:after="0" w:line="360" w:lineRule="auto"/>
-        <w:ind w:left="879" w:hanging="454"/>
-        <w:rPr>
-          <w:sz w:val="24"/>
-          <w:szCs w:val="24"/>
-        </w:rPr>
-      </w:pPr>
-      <w:r>
-        <w:rPr>
-          <w:sz w:val="20"/>
-        </w:rPr>
-        <w:t>Quais dados do colaborador, cargo, função, ambiente, posto de trabalho e atividade são indispensáveis para contextualizar uma avaliação ergonômica?</w:t>
-      </w:r>
-    </w:p>
-    <w:p>
-      <w:pPr>
-        <w:pStyle w:val="PargrafodaLista"/>
-        <w:numPr>
-          <w:ilvl w:val="0"/>
-          <w:numId w:val="21"/>
-        </w:numPr>
-        <w:spacing w:before="0" w:after="0" w:line="360" w:lineRule="auto"/>
-        <w:ind w:left="879" w:hanging="454"/>
-        <w:rPr>
-          <w:sz w:val="24"/>
-          <w:szCs w:val="24"/>
-        </w:rPr>
-      </w:pPr>
-      <w:r>
-        <w:rPr>
-          <w:sz w:val="20"/>
-        </w:rPr>
-        <w:t>Quais métodos, questionários ou escalas são utilizados para avaliar postura, esforço, repetitividade, desconforto, fadiga e organização do trabalho?</w:t>
-      </w:r>
-    </w:p>
-    <w:p>
-      <w:pPr>
-        <w:pStyle w:val="PargrafodaLista"/>
-        <w:numPr>
-          <w:ilvl w:val="0"/>
-          <w:numId w:val="21"/>
-        </w:numPr>
-        <w:spacing w:before="0" w:after="0" w:line="360" w:lineRule="auto"/>
-        <w:ind w:left="879" w:hanging="454"/>
-        <w:rPr>
-          <w:sz w:val="24"/>
-          <w:szCs w:val="24"/>
-        </w:rPr>
-      </w:pPr>
-      <w:r>
-        <w:rPr>
-          <w:sz w:val="20"/>
-        </w:rPr>
-        <w:t>Quais critérios técnicos devem ser utilizados para classificar os níveis de risco ergonômico e quais profissionais são responsáveis por validá-los?</w:t>
-      </w:r>
-    </w:p>
-    <w:p>
-      <w:pPr>
-        <w:pStyle w:val="PargrafodaLista"/>
-        <w:numPr>
-          <w:ilvl w:val="0"/>
-          <w:numId w:val="21"/>
-        </w:numPr>
-        <w:spacing w:before="0" w:after="0" w:line="360" w:lineRule="auto"/>
-        <w:ind w:left="879" w:hanging="454"/>
-        <w:rPr>
-          <w:sz w:val="24"/>
-          <w:szCs w:val="24"/>
-        </w:rPr>
-      </w:pPr>
-      <w:r>
-        <w:rPr>
-          <w:sz w:val="20"/>
-        </w:rPr>
-        <w:lastRenderedPageBreak/>
-        <w:t>Quais perfis de acesso devem existir no sistema, como administrador, profissional de SST, gestor e colaborador, e quais informações cada perfil poderá consultar ou alterar?</w:t>
-      </w:r>
-    </w:p>
-    <w:p>
-      <w:pPr>
-        <w:pStyle w:val="PargrafodaLista"/>
-        <w:numPr>
-          <w:ilvl w:val="0"/>
-          <w:numId w:val="21"/>
-        </w:numPr>
-        <w:spacing w:before="0" w:after="0" w:line="360" w:lineRule="auto"/>
-        <w:ind w:left="879" w:hanging="454"/>
-        <w:rPr>
-          <w:sz w:val="24"/>
-          <w:szCs w:val="24"/>
-        </w:rPr>
-      </w:pPr>
-      <w:r>
-        <w:rPr>
-          <w:sz w:val="20"/>
-        </w:rPr>
-        <w:t>Como deve funcionar o acompanhamento de pausas, fadiga, desconfortos e intervenções ergonômicas ao longo do tempo?</w:t>
-      </w:r>
-    </w:p>
-    <w:p>
-      <w:pPr>
-        <w:pStyle w:val="PargrafodaLista"/>
-        <w:numPr>
-          <w:ilvl w:val="0"/>
-          <w:numId w:val="21"/>
-        </w:numPr>
-        <w:spacing w:before="0" w:after="0" w:line="360" w:lineRule="auto"/>
-        <w:ind w:left="879" w:hanging="454"/>
-        <w:rPr>
-          <w:sz w:val="24"/>
-          <w:szCs w:val="24"/>
-        </w:rPr>
-      </w:pPr>
-      <w:r>
-        <w:rPr>
-          <w:sz w:val="20"/>
-        </w:rPr>
-        <w:t>Quais dados pessoais ou ocupacionais exigem maior proteção e quais cuidados relacionados à LGPD devem ser adotados no tratamento dessas informações?</w:t>
-      </w:r>
-    </w:p>
-    <w:p>
-      <w:pPr>
-        <w:pStyle w:val="PargrafodaLista"/>
-        <w:numPr>
-          <w:ilvl w:val="0"/>
-          <w:numId w:val="21"/>
-        </w:numPr>
-        <w:spacing w:before="0" w:after="0" w:line="360" w:lineRule="auto"/>
-        <w:ind w:left="879" w:hanging="454"/>
-        <w:rPr>
-          <w:sz w:val="24"/>
-          <w:szCs w:val="24"/>
-        </w:rPr>
-      </w:pPr>
-      <w:r>
-        <w:rPr>
-          <w:sz w:val="20"/>
-        </w:rPr>
-        <w:t>Como as recomendações ergonômicas devem ser geradas, validadas e transformadas em ações com responsáveis, prazos e acompanhamento de status?</w:t>
-      </w:r>
-    </w:p>
-    <w:p>
-      <w:pPr>
-        <w:pStyle w:val="PargrafodaLista"/>
-        <w:numPr>
-          <w:ilvl w:val="0"/>
-          <w:numId w:val="21"/>
-        </w:numPr>
-        <w:spacing w:before="0" w:after="0" w:line="360" w:lineRule="auto"/>
-        <w:ind w:left="879" w:hanging="454"/>
-        <w:rPr>
-          <w:sz w:val="24"/>
-          <w:szCs w:val="24"/>
-        </w:rPr>
-      </w:pPr>
-      <w:r>
-        <w:rPr>
-          <w:sz w:val="20"/>
-        </w:rPr>
-        <w:t>Quais indicadores são prioritários no dashboard, como riscos por setor ou posto, classificações de risco, avaliações realizadas e situação dos planos de ação?</w:t>
-      </w:r>
-    </w:p>
-    <w:p>
-      <w:pPr>
-        <w:pStyle w:val="PargrafodaLista"/>
-        <w:numPr>
-          <w:ilvl w:val="0"/>
-          <w:numId w:val="21"/>
-        </w:numPr>
-        <w:spacing w:before="0" w:after="0" w:line="360" w:lineRule="auto"/>
-        <w:ind w:left="879" w:hanging="454"/>
-        <w:rPr>
-          <w:sz w:val="24"/>
-          <w:szCs w:val="24"/>
-        </w:rPr>
-      </w:pPr>
-      <w:r>
-        <w:rPr>
-          <w:sz w:val="20"/>
-        </w:rPr>
-        <w:t>O sistema precisa se integrar futuramente a ERP, eSocial, sistemas de RH, sensores, wearables ou outras fontes de dados? Se sim, quais integrações são prioritárias?</w:t>
-      </w:r>
-    </w:p>
-    <w:p>
-      <w:pPr>
-        <w:pStyle w:val="PargrafodaLista"/>
-        <w:numPr>
-          <w:ilvl w:val="0"/>
-          <w:numId w:val="21"/>
-        </w:numPr>
-        <w:spacing w:before="0" w:after="0" w:line="360" w:lineRule="auto"/>
-        <w:ind w:left="879" w:hanging="454"/>
-        <w:rPr>
-          <w:sz w:val="24"/>
-          <w:szCs w:val="24"/>
-        </w:rPr>
-      </w:pPr>
-      <w:r>
-        <w:rPr>
-          <w:sz w:val="20"/>
-        </w:rPr>
-        <w:t>Qual deve ser o fluxo de uma avaliação desde o cadastro do contexto e preenchimento do questionário até a classificação do risco, recomendação e plano de ação?</w:t>
-      </w:r>
-    </w:p>
-    <w:p>
-      <w:pPr>
-        <w:pStyle w:val="PargrafodaLista"/>
-        <w:numPr>
-          <w:ilvl w:val="0"/>
-          <w:numId w:val="21"/>
-        </w:numPr>
-        <w:spacing w:before="0" w:after="0" w:line="360" w:lineRule="auto"/>
-        <w:ind w:left="879" w:hanging="454"/>
-        <w:rPr>
-          <w:sz w:val="24"/>
-          <w:szCs w:val="24"/>
-        </w:rPr>
-      </w:pPr>
-      <w:r>
-        <w:rPr>
-          <w:sz w:val="20"/>
-        </w:rPr>
-        <w:t>Qual o volume esperado de colaboradores, avaliações e usuários simultâneos e quais dispositivos serão utilizados para acessar a plataforma?</w:t>
-      </w:r>
-    </w:p>
-    <w:p>
-      <w:pPr>
-        <w:spacing w:before="0" w:after="0" w:line="360" w:lineRule="auto"/>
-        <w:rPr>
-          <w:sz w:val="24"/>
-          <w:szCs w:val="24"/>
-        </w:rPr>
-      </w:pPr>
-    </w:p>
-    <w:p>
-      <w:pPr>
-        <w:spacing w:before="0" w:after="0" w:line="360" w:lineRule="auto"/>
-        <w:rPr>
-          <w:sz w:val="24"/>
-          <w:szCs w:val="24"/>
-        </w:rPr>
-      </w:pPr>
-    </w:p>
-    <w:p>
-      <w:pPr>
-        <w:pStyle w:val="PargrafodaLista"/>
-        <w:numPr>
-          <w:ilvl w:val="0"/>
-          <w:numId w:val="15"/>
-        </w:numPr>
-        <w:spacing w:before="0" w:after="0" w:line="360" w:lineRule="auto"/>
-        <w:ind w:left="425" w:hanging="425"/>
         <w:rPr>
           <w:b/>
           <w:bCs/>
@@ -727,26 +651,7 @@
           <w:sz w:val="28"/>
           <w:szCs w:val="28"/>
         </w:rPr>
-      </w:pPr>
-      <w:r>
-        <w:rPr>
-          <w:b/>
-          <w:bCs/>
-          <w:color w:val="1F497D" w:themeColor="text2"/>
-          <w:sz w:val="28"/>
-          <w:szCs w:val="28"/>
-        </w:rPr>
-        <w:t xml:space="preserve">Definição do escopo </w:t>
-      </w:r>
-      <w:r>
-        <w:rPr>
-          <w:b/>
-          <w:bCs/>
-          <w:color w:val="1F497D" w:themeColor="text2"/>
-          <w:sz w:val="20"/>
-          <w:szCs w:val="20"/>
-        </w:rPr>
-        <w:t>(30 pontos)</w:t>
+        <w:t>Definição do escopo</w:t>
       </w:r>
     </w:p>
     <w:p>
@@ -965,7 +870,6 @@
         <w:rPr>
           <w:sz w:val="20"/>
         </w:rPr>
-        <w:lastRenderedPageBreak/>
         <w:t>Disponibilizar dashboards e histórico de avaliações com indicadores por setor, posto de trabalho, classificação de risco e situação das ações.</w:t>
       </w:r>
     </w:p>
@@ -988,6 +892,15 @@
         </w:rPr>
         <w:t>Apoiar análises comparativas antes e depois de intervenções ergonômicas, fornecendo evidências para a tomada de decisão e a melhoria contínua.</w:t>
       </w:r>
+    </w:p>
+    <w:p>
+      <w:pPr>
+        <w:spacing w:before="0" w:after="0" w:line="360" w:lineRule="auto"/>
+        <w:rPr>
+          <w:sz w:val="24"/>
+          <w:szCs w:val="24"/>
+        </w:rPr>
+      </w:pPr>
     </w:p>
     <w:p>
       <w:pPr>
@@ -1023,6 +936,7 @@
           <w:sz w:val="24"/>
           <w:szCs w:val="24"/>
         </w:rPr>
+        <w:lastRenderedPageBreak/>
         <w:t>Declaração do escopo positivo</w:t>
       </w:r>
     </w:p>
@@ -1404,6 +1318,51 @@
     </w:p>
     <w:p>
       <w:pPr>
+        <w:spacing w:before="0" w:after="0" w:line="360" w:lineRule="auto"/>
+        <w:rPr>
+          <w:sz w:val="24"/>
+          <w:szCs w:val="24"/>
+        </w:rPr>
+      </w:pPr>
+    </w:p>
+    <w:p>
+      <w:pPr>
+        <w:spacing w:before="0" w:after="0" w:line="360" w:lineRule="auto"/>
+        <w:rPr>
+          <w:sz w:val="24"/>
+          <w:szCs w:val="24"/>
+        </w:rPr>
+      </w:pPr>
+    </w:p>
+    <w:p>
+      <w:pPr>
+        <w:spacing w:before="0" w:after="0" w:line="360" w:lineRule="auto"/>
+        <w:rPr>
+          <w:sz w:val="24"/>
+          <w:szCs w:val="24"/>
+        </w:rPr>
+      </w:pPr>
+    </w:p>
+    <w:p>
+      <w:pPr>
+        <w:spacing w:before="0" w:after="0" w:line="360" w:lineRule="auto"/>
+        <w:rPr>
+          <w:sz w:val="24"/>
+          <w:szCs w:val="24"/>
+        </w:rPr>
+      </w:pPr>
+    </w:p>
+    <w:p>
+      <w:pPr>
+        <w:spacing w:before="0" w:after="0" w:line="360" w:lineRule="auto"/>
+        <w:rPr>
+          <w:sz w:val="24"/>
+          <w:szCs w:val="24"/>
+        </w:rPr>
+      </w:pPr>
+    </w:p>
+    <w:p>
+      <w:pPr>
         <w:pStyle w:val="PargrafodaLista"/>
         <w:numPr>
           <w:ilvl w:val="0"/>
@@ -1428,17 +1387,7 @@
           <w:szCs w:val="28"/>
         </w:rPr>
         <w:lastRenderedPageBreak/>
-        <w:t xml:space="preserve">Definição dos requisitos </w:t>
-      </w:r>
-      <w:r>
-        <w:rPr>
-          <w:b/>
-          <w:bCs/>
-          <w:color w:val="1F497D" w:themeColor="text2"/>
-          <w:sz w:val="20"/>
-          <w:szCs w:val="20"/>
-        </w:rPr>
-        <w:t>(30 pontos)</w:t>
+        <w:t>Definição dos requisitos</w:t>
       </w:r>
     </w:p>
     <w:p>
@@ -2347,24 +2296,6 @@
     </w:p>
     <w:p>
       <w:pPr>
-        <w:spacing w:before="0" w:after="0" w:line="360" w:lineRule="auto"/>
-        <w:rPr>
-          <w:sz w:val="24"/>
-          <w:szCs w:val="24"/>
-        </w:rPr>
-      </w:pPr>
-    </w:p>
-    <w:p>
-      <w:pPr>
-        <w:spacing w:before="0" w:after="0" w:line="360" w:lineRule="auto"/>
-        <w:rPr>
-          <w:sz w:val="24"/>
-          <w:szCs w:val="24"/>
-        </w:rPr>
-      </w:pPr>
-    </w:p>
-    <w:p>
-      <w:pPr>
         <w:pStyle w:val="PargrafodaLista"/>
         <w:numPr>
           <w:ilvl w:val="0"/>
@@ -2388,17 +2319,8 @@
           <w:sz w:val="28"/>
           <w:szCs w:val="28"/>
         </w:rPr>
-        <w:t xml:space="preserve">Análise de riscos </w:t>
-      </w:r>
-      <w:r>
-        <w:rPr>
-          <w:b/>
-          <w:bCs/>
-          <w:color w:val="1F497D" w:themeColor="text2"/>
-          <w:sz w:val="20"/>
-          <w:szCs w:val="20"/>
-        </w:rPr>
-        <w:t>(15 pontos)</w:t>
+        <w:lastRenderedPageBreak/>
+        <w:t>Análise de riscos</w:t>
       </w:r>
     </w:p>
     <w:p>
@@ -2854,12 +2776,8 @@
       </w:pPr>
     </w:p>
     <w:sectPr>
-      <w:headerReference w:type="even" r:id="rId8"/>
-      <w:headerReference w:type="default" r:id="rId9"/>
-      <w:footerReference w:type="even" r:id="rId10"/>
-      <w:footerReference w:type="default" r:id="rId11"/>
-      <w:headerReference w:type="first" r:id="rId12"/>
-      <w:footerReference w:type="first" r:id="rId13"/>
+      <w:headerReference w:type="default" r:id="rId8"/>
+      <w:footerReference w:type="default" r:id="rId9"/>
       <w:pgSz w:w="11906" w:h="16838" w:code="9"/>
       <w:pgMar w:top="1701" w:right="1134" w:bottom="1134" w:left="1134" w:header="709" w:footer="284" w:gutter="0"/>
       <w:pgNumType w:chapStyle="1"/>
@@ -2890,16 +2808,6 @@
 </file>
 
 <file path=word/footer1.xml><?xml version="1.0" encoding="utf-8"?>
-<w:ftr xmlns:wpc="http://schemas.microsoft.com/office/word/2010/wordprocessingCanvas" xmlns:cx="http://schemas.microsoft.com/office/drawing/2014/chartex" xmlns:cx1="http://schemas.microsoft.com/office/drawing/2015/9/8/chartex" xmlns:cx2="http://schemas.microsoft.com/office/drawing/2015/10/21/chartex" xmlns:cx3="http://schemas.microsoft.com/office/drawing/2016/5/9/chartex" xmlns:cx4="http://schemas.microsoft.com/office/drawing/2016/5/10/chartex" xmlns:cx5="http://schemas.microsoft.com/office/drawing/2016/5/11/chartex" xmlns:cx6="http://schemas.microsoft.com/office/drawing/2016/5/12/chartex" xmlns:cx7="http://schemas.microsoft.com/office/drawing/2016/5/13/chartex" xmlns:cx8="http://schemas.microsoft.com/office/drawing/2016/5/14/chartex" xmlns:mc="http://schemas.openxmlformats.org/markup-compatibility/2006" xmlns:aink="http://schemas.microsoft.com/office/drawing/2016/ink" xmlns:am3d="http://schemas.microsoft.com/office/drawing/2017/model3d" xmlns:o="urn:schemas-microsoft-com:office:office" xmlns:oel="http://schemas.microsoft.com/office/2019/extlst" xmlns:r="http://schemas.openxmlformats.org/officeDocument/2006/relationships" xmlns:m="http://schemas.openxmlformats.org/officeDocument/2006/math" xmlns:v="urn:schemas-microsoft-com:vml" xmlns:wp14="http://schemas.microsoft.com/office/word/2010/wordprocessingDrawing" xmlns:wp="http://schemas.openxmlformats.org/drawingml/2006/wordprocessingDrawing" xmlns:w10="urn:schemas-microsoft-com:office:word" xmlns:w="http://schemas.openxmlformats.org/wordprocessingml/2006/main" xmlns:w14="http://schemas.microsoft.com/office/word/2010/wordml" xmlns:w15="http://schemas.microsoft.com/office/word/2012/wordml" xmlns:w16cex="http://schemas.microsoft.com/office/word/2018/wordml/cex" xmlns:w16cid="http://schemas.microsoft.com/office/word/2016/wordml/cid" xmlns:w16="http://schemas.microsoft.com/office/word/2018/wordml" xmlns:w16du="http://schemas.microsoft.com/office/word/2023/wordml/word16du" xmlns:w16sdtdh="http://schemas.microsoft.com/office/word/2020/wordml/sdtdatahash" xmlns:w16sdtfl="http://schemas.microsoft.com/office/word/2024/wordml/sdtformatlock" xmlns:w16se="http://schemas.microsoft.com/office/word/2015/wordml/symex" xmlns:wpg="http://schemas.microsoft.com/office/word/2010/wordprocessingGroup" xmlns:wpi="http://schemas.microsoft.com/office/word/2010/wordprocessingInk" xmlns:wne="http://schemas.microsoft.com/office/word/2006/wordml" xmlns:wps="http://schemas.microsoft.com/office/word/2010/wordprocessingShape" mc:Ignorable="w14 w15 w16se w16cid w16 w16cex w16sdtdh w16sdtfl w16du wp14">
-  <w:p>
-    <w:pPr>
-      <w:pStyle w:val="Rodap"/>
-    </w:pPr>
-  </w:p>
-</w:ftr>
-</file>
-
-<file path=word/footer2.xml><?xml version="1.0" encoding="utf-8"?>
 <w:ftr xmlns:wpc="http://schemas.microsoft.com/office/word/2010/wordprocessingCanvas" xmlns:cx="http://schemas.microsoft.com/office/drawing/2014/chartex" xmlns:cx1="http://schemas.microsoft.com/office/drawing/2015/9/8/chartex" xmlns:cx2="http://schemas.microsoft.com/office/drawing/2015/10/21/chartex" xmlns:cx3="http://schemas.microsoft.com/office/drawing/2016/5/9/chartex" xmlns:cx4="http://schemas.microsoft.com/office/drawing/2016/5/10/chartex" xmlns:cx5="http://schemas.microsoft.com/office/drawing/2016/5/11/chartex" xmlns:cx6="http://schemas.microsoft.com/office/drawing/2016/5/12/chartex" xmlns:cx7="http://schemas.microsoft.com/office/drawing/2016/5/13/chartex" xmlns:cx8="http://schemas.microsoft.com/office/drawing/2016/5/14/chartex" xmlns:mc="http://schemas.openxmlformats.org/markup-compatibility/2006" xmlns:aink="http://schemas.microsoft.com/office/drawing/2016/ink" xmlns:am3d="http://schemas.microsoft.com/office/drawing/2017/model3d" xmlns:o="urn:schemas-microsoft-com:office:office" xmlns:oel="http://schemas.microsoft.com/office/2019/extlst" xmlns:r="http://schemas.openxmlformats.org/officeDocument/2006/relationships" xmlns:m="http://schemas.openxmlformats.org/officeDocument/2006/math" xmlns:v="urn:schemas-microsoft-com:vml" xmlns:wp14="http://schemas.microsoft.com/office/word/2010/wordprocessingDrawing" xmlns:wp="http://schemas.openxmlformats.org/drawingml/2006/wordprocessingDrawing" xmlns:w10="urn:schemas-microsoft-com:office:word" xmlns:w="http://schemas.openxmlformats.org/wordprocessingml/2006/main" xmlns:w14="http://schemas.microsoft.com/office/word/2010/wordml" xmlns:w15="http://schemas.microsoft.com/office/word/2012/wordml" xmlns:w16cex="http://schemas.microsoft.com/office/word/2018/wordml/cex" xmlns:w16cid="http://schemas.microsoft.com/office/word/2016/wordml/cid" xmlns:w16="http://schemas.microsoft.com/office/word/2018/wordml" xmlns:w16du="http://schemas.microsoft.com/office/word/2023/wordml/word16du" xmlns:w16sdtdh="http://schemas.microsoft.com/office/word/2020/wordml/sdtdatahash" xmlns:w16sdtfl="http://schemas.microsoft.com/office/word/2024/wordml/sdtformatlock" xmlns:w16se="http://schemas.microsoft.com/office/word/2015/wordml/symex" xmlns:wpg="http://schemas.microsoft.com/office/word/2010/wordprocessingGroup" xmlns:wpi="http://schemas.microsoft.com/office/word/2010/wordprocessingInk" xmlns:wne="http://schemas.microsoft.com/office/word/2006/wordml" xmlns:wps="http://schemas.microsoft.com/office/word/2010/wordprocessingShape" mc:Ignorable="w14 w15 w16se w16cid w16 w16cex w16sdtdh w16sdtfl w16du wp14">
   <w:p>
     <w:pPr>
@@ -3029,16 +2937,6 @@
 </w:ftr>
 </file>
 
-<file path=word/footer3.xml><?xml version="1.0" encoding="utf-8"?>
-<w:ftr xmlns:wpc="http://schemas.microsoft.com/office/word/2010/wordprocessingCanvas" xmlns:cx="http://schemas.microsoft.com/office/drawing/2014/chartex" xmlns:cx1="http://schemas.microsoft.com/office/drawing/2015/9/8/chartex" xmlns:cx2="http://schemas.microsoft.com/office/drawing/2015/10/21/chartex" xmlns:cx3="http://schemas.microsoft.com/office/drawing/2016/5/9/chartex" xmlns:cx4="http://schemas.microsoft.com/office/drawing/2016/5/10/chartex" xmlns:cx5="http://schemas.microsoft.com/office/drawing/2016/5/11/chartex" xmlns:cx6="http://schemas.microsoft.com/office/drawing/2016/5/12/chartex" xmlns:cx7="http://schemas.microsoft.com/office/drawing/2016/5/13/chartex" xmlns:cx8="http://schemas.microsoft.com/office/drawing/2016/5/14/chartex" xmlns:mc="http://schemas.openxmlformats.org/markup-compatibility/2006" xmlns:aink="http://schemas.microsoft.com/office/drawing/2016/ink" xmlns:am3d="http://schemas.microsoft.com/office/drawing/2017/model3d" xmlns:o="urn:schemas-microsoft-com:office:office" xmlns:oel="http://schemas.microsoft.com/office/2019/extlst" xmlns:r="http://schemas.openxmlformats.org/officeDocument/2006/relationships" xmlns:m="http://schemas.openxmlformats.org/officeDocument/2006/math" xmlns:v="urn:schemas-microsoft-com:vml" xmlns:wp14="http://schemas.microsoft.com/office/word/2010/wordprocessingDrawing" xmlns:wp="http://schemas.openxmlformats.org/drawingml/2006/wordprocessingDrawing" xmlns:w10="urn:schemas-microsoft-com:office:word" xmlns:w="http://schemas.openxmlformats.org/wordprocessingml/2006/main" xmlns:w14="http://schemas.microsoft.com/office/word/2010/wordml" xmlns:w15="http://schemas.microsoft.com/office/word/2012/wordml" xmlns:w16cex="http://schemas.microsoft.com/office/word/2018/wordml/cex" xmlns:w16cid="http://schemas.microsoft.com/office/word/2016/wordml/cid" xmlns:w16="http://schemas.microsoft.com/office/word/2018/wordml" xmlns:w16du="http://schemas.microsoft.com/office/word/2023/wordml/word16du" xmlns:w16sdtdh="http://schemas.microsoft.com/office/word/2020/wordml/sdtdatahash" xmlns:w16sdtfl="http://schemas.microsoft.com/office/word/2024/wordml/sdtformatlock" xmlns:w16se="http://schemas.microsoft.com/office/word/2015/wordml/symex" xmlns:wpg="http://schemas.microsoft.com/office/word/2010/wordprocessingGroup" xmlns:wpi="http://schemas.microsoft.com/office/word/2010/wordprocessingInk" xmlns:wne="http://schemas.microsoft.com/office/word/2006/wordml" xmlns:wps="http://schemas.microsoft.com/office/word/2010/wordprocessingShape" mc:Ignorable="w14 w15 w16se w16cid w16 w16cex w16sdtdh w16sdtfl w16du wp14">
-  <w:p>
-    <w:pPr>
-      <w:pStyle w:val="Rodap"/>
-    </w:pPr>
-  </w:p>
-</w:ftr>
-</file>
-
 <file path=word/footnotes.xml><?xml version="1.0" encoding="utf-8"?>
 <w:footnotes xmlns:wpc="http://schemas.microsoft.com/office/word/2010/wordprocessingCanvas" xmlns:cx="http://schemas.microsoft.com/office/drawing/2014/chartex" xmlns:cx1="http://schemas.microsoft.com/office/drawing/2015/9/8/chartex" xmlns:cx2="http://schemas.microsoft.com/office/drawing/2015/10/21/chartex" xmlns:cx3="http://schemas.microsoft.com/office/drawing/2016/5/9/chartex" xmlns:cx4="http://schemas.microsoft.com/office/drawing/2016/5/10/chartex" xmlns:cx5="http://schemas.microsoft.com/office/drawing/2016/5/11/chartex" xmlns:cx6="http://schemas.microsoft.com/office/drawing/2016/5/12/chartex" xmlns:cx7="http://schemas.microsoft.com/office/drawing/2016/5/13/chartex" xmlns:cx8="http://schemas.microsoft.com/office/drawing/2016/5/14/chartex" xmlns:mc="http://schemas.openxmlformats.org/markup-compatibility/2006" xmlns:aink="http://schemas.microsoft.com/office/drawing/2016/ink" xmlns:am3d="http://schemas.microsoft.com/office/drawing/2017/model3d" xmlns:o="urn:schemas-microsoft-com:office:office" xmlns:oel="http://schemas.microsoft.com/office/2019/extlst" xmlns:r="http://schemas.openxmlformats.org/officeDocument/2006/relationships" xmlns:m="http://schemas.openxmlformats.org/officeDocument/2006/math" xmlns:v="urn:schemas-microsoft-com:vml" xmlns:wp14="http://schemas.microsoft.com/office/word/2010/wordprocessingDrawing" xmlns:wp="http://schemas.openxmlformats.org/drawingml/2006/wordprocessingDrawing" xmlns:w10="urn:schemas-microsoft-com:office:word" xmlns:w="http://schemas.openxmlformats.org/wordprocessingml/2006/main" xmlns:w14="http://schemas.microsoft.com/office/word/2010/wordml" xmlns:w15="http://schemas.microsoft.com/office/word/2012/wordml" xmlns:w16cex="http://schemas.microsoft.com/office/word/2018/wordml/cex" xmlns:w16cid="http://schemas.microsoft.com/office/word/2016/wordml/cid" xmlns:w16="http://schemas.microsoft.com/office/word/2018/wordml" xmlns:w16du="http://schemas.microsoft.com/office/word/2023/wordml/word16du" xmlns:w16sdtdh="http://schemas.microsoft.com/office/word/2020/wordml/sdtdatahash" xmlns:w16sdtfl="http://schemas.microsoft.com/office/word/2024/wordml/sdtformatlock" xmlns:w16se="http://schemas.microsoft.com/office/word/2015/wordml/symex" xmlns:wpg="http://schemas.microsoft.com/office/word/2010/wordprocessingGroup" xmlns:wpi="http://schemas.microsoft.com/office/word/2010/wordprocessingInk" xmlns:wne="http://schemas.microsoft.com/office/word/2006/wordml" xmlns:wps="http://schemas.microsoft.com/office/word/2010/wordprocessingShape" mc:Ignorable="w14 w15 w16se w16cid w16 w16cex w16sdtdh w16sdtfl w16du wp14">
   <w:footnote w:type="separator" w:id="-1">
@@ -3059,16 +2957,6 @@
 </file>
 
 <file path=word/header1.xml><?xml version="1.0" encoding="utf-8"?>
-<w:hdr xmlns:wpc="http://schemas.microsoft.com/office/word/2010/wordprocessingCanvas" xmlns:cx="http://schemas.microsoft.com/office/drawing/2014/chartex" xmlns:cx1="http://schemas.microsoft.com/office/drawing/2015/9/8/chartex" xmlns:cx2="http://schemas.microsoft.com/office/drawing/2015/10/21/chartex" xmlns:cx3="http://schemas.microsoft.com/office/drawing/2016/5/9/chartex" xmlns:cx4="http://schemas.microsoft.com/office/drawing/2016/5/10/chartex" xmlns:cx5="http://schemas.microsoft.com/office/drawing/2016/5/11/chartex" xmlns:cx6="http://schemas.microsoft.com/office/drawing/2016/5/12/chartex" xmlns:cx7="http://schemas.microsoft.com/office/drawing/2016/5/13/chartex" xmlns:cx8="http://schemas.microsoft.com/office/drawing/2016/5/14/chartex" xmlns:mc="http://schemas.openxmlformats.org/markup-compatibility/2006" xmlns:aink="http://schemas.microsoft.com/office/drawing/2016/ink" xmlns:am3d="http://schemas.microsoft.com/office/drawing/2017/model3d" xmlns:o="urn:schemas-microsoft-com:office:office" xmlns:oel="http://schemas.microsoft.com/office/2019/extlst" xmlns:r="http://schemas.openxmlformats.org/officeDocument/2006/relationships" xmlns:m="http://schemas.openxmlformats.org/officeDocument/2006/math" xmlns:v="urn:schemas-microsoft-com:vml" xmlns:wp14="http://schemas.microsoft.com/office/word/2010/wordprocessingDrawing" xmlns:wp="http://schemas.openxmlformats.org/drawingml/2006/wordprocessingDrawing" xmlns:w10="urn:schemas-microsoft-com:office:word" xmlns:w="http://schemas.openxmlformats.org/wordprocessingml/2006/main" xmlns:w14="http://schemas.microsoft.com/office/word/2010/wordml" xmlns:w15="http://schemas.microsoft.com/office/word/2012/wordml" xmlns:w16cex="http://schemas.microsoft.com/office/word/2018/wordml/cex" xmlns:w16cid="http://schemas.microsoft.com/office/word/2016/wordml/cid" xmlns:w16="http://schemas.microsoft.com/office/word/2018/wordml" xmlns:w16du="http://schemas.microsoft.com/office/word/2023/wordml/word16du" xmlns:w16sdtdh="http://schemas.microsoft.com/office/word/2020/wordml/sdtdatahash" xmlns:w16sdtfl="http://schemas.microsoft.com/office/word/2024/wordml/sdtformatlock" xmlns:w16se="http://schemas.microsoft.com/office/word/2015/wordml/symex" xmlns:wpg="http://schemas.microsoft.com/office/word/2010/wordprocessingGroup" xmlns:wpi="http://schemas.microsoft.com/office/word/2010/wordprocessingInk" xmlns:wne="http://schemas.microsoft.com/office/word/2006/wordml" xmlns:wps="http://schemas.microsoft.com/office/word/2010/wordprocessingShape" mc:Ignorable="w14 w15 w16se w16cid w16 w16cex w16sdtdh w16sdtfl w16du wp14">
-  <w:p>
-    <w:pPr>
-      <w:pStyle w:val="Cabealho"/>
-    </w:pPr>
-  </w:p>
-</w:hdr>
-</file>
-
-<file path=word/header2.xml><?xml version="1.0" encoding="utf-8"?>
 <w:hdr xmlns:wpc="http://schemas.microsoft.com/office/word/2010/wordprocessingCanvas" xmlns:cx="http://schemas.microsoft.com/office/drawing/2014/chartex" xmlns:cx1="http://schemas.microsoft.com/office/drawing/2015/9/8/chartex" xmlns:cx2="http://schemas.microsoft.com/office/drawing/2015/10/21/chartex" xmlns:cx3="http://schemas.microsoft.com/office/drawing/2016/5/9/chartex" xmlns:cx4="http://schemas.microsoft.com/office/drawing/2016/5/10/chartex" xmlns:cx5="http://schemas.microsoft.com/office/drawing/2016/5/11/chartex" xmlns:cx6="http://schemas.microsoft.com/office/drawing/2016/5/12/chartex" xmlns:cx7="http://schemas.microsoft.com/office/drawing/2016/5/13/chartex" xmlns:cx8="http://schemas.microsoft.com/office/drawing/2016/5/14/chartex" xmlns:mc="http://schemas.openxmlformats.org/markup-compatibility/2006" xmlns:aink="http://schemas.microsoft.com/office/drawing/2016/ink" xmlns:am3d="http://schemas.microsoft.com/office/drawing/2017/model3d" xmlns:o="urn:schemas-microsoft-com:office:office" xmlns:oel="http://schemas.microsoft.com/office/2019/extlst" xmlns:r="http://schemas.openxmlformats.org/officeDocument/2006/relationships" xmlns:m="http://schemas.openxmlformats.org/officeDocument/2006/math" xmlns:v="urn:schemas-microsoft-com:vml" xmlns:wp14="http://schemas.microsoft.com/office/word/2010/wordprocessingDrawing" xmlns:wp="http://schemas.openxmlformats.org/drawingml/2006/wordprocessingDrawing" xmlns:w10="urn:schemas-microsoft-com:office:word" xmlns:w="http://schemas.openxmlformats.org/wordprocessingml/2006/main" xmlns:w14="http://schemas.microsoft.com/office/word/2010/wordml" xmlns:w15="http://schemas.microsoft.com/office/word/2012/wordml" xmlns:w16cex="http://schemas.microsoft.com/office/word/2018/wordml/cex" xmlns:w16cid="http://schemas.microsoft.com/office/word/2016/wordml/cid" xmlns:w16="http://schemas.microsoft.com/office/word/2018/wordml" xmlns:w16du="http://schemas.microsoft.com/office/word/2023/wordml/word16du" xmlns:w16sdtdh="http://schemas.microsoft.com/office/word/2020/wordml/sdtdatahash" xmlns:w16sdtfl="http://schemas.microsoft.com/office/word/2024/wordml/sdtformatlock" xmlns:w16se="http://schemas.microsoft.com/office/word/2015/wordml/symex" xmlns:wpg="http://schemas.microsoft.com/office/word/2010/wordprocessingGroup" xmlns:wpi="http://schemas.microsoft.com/office/word/2010/wordprocessingInk" xmlns:wne="http://schemas.microsoft.com/office/word/2006/wordml" xmlns:wps="http://schemas.microsoft.com/office/word/2010/wordprocessingShape" mc:Ignorable="w14 w15 w16se w16cid w16 w16cex w16sdtdh w16sdtfl w16du wp14">
   <w:tbl>
     <w:tblPr>
@@ -3086,8 +2974,8 @@
       <w:tblLook w:val="04A0" w:firstRow="1" w:lastRow="0" w:firstColumn="1" w:lastColumn="0" w:noHBand="0" w:noVBand="1"/>
     </w:tblPr>
     <w:tblGrid>
-      <w:gridCol w:w="6519"/>
-      <w:gridCol w:w="3119"/>
+      <w:gridCol w:w="6520"/>
+      <w:gridCol w:w="3118"/>
     </w:tblGrid>
     <w:tr>
       <w:trPr>
@@ -3105,8 +2993,7 @@
               <w:tab w:val="clear" w:pos="4252"/>
               <w:tab w:val="clear" w:pos="8504"/>
             </w:tabs>
-            <w:spacing w:after="120"/>
-            <w:jc w:val="center"/>
+            <w:spacing w:after="20"/>
             <w:rPr>
               <w:b/>
               <w:color w:val="1F497D" w:themeColor="text2"/>
@@ -3114,50 +3001,6 @@
               <w:szCs w:val="24"/>
             </w:rPr>
           </w:pPr>
-          <w:r>
-            <w:rPr>
-              <w:b/>
-              <w:color w:val="1F497D" w:themeColor="text2"/>
-              <w:sz w:val="24"/>
-              <w:szCs w:val="24"/>
-            </w:rPr>
-            <w:t>Centro Universitário Internacional UNINTER</w:t>
-          </w:r>
-        </w:p>
-        <w:p>
-          <w:pPr>
-            <w:pStyle w:val="Cabealho"/>
-            <w:tabs>
-              <w:tab w:val="clear" w:pos="4252"/>
-              <w:tab w:val="clear" w:pos="8504"/>
-            </w:tabs>
-            <w:spacing w:after="20"/>
-            <w:jc w:val="center"/>
-            <w:rPr>
-              <w:b/>
-              <w:color w:val="1F497D" w:themeColor="text2"/>
-              <w:sz w:val="24"/>
-              <w:szCs w:val="24"/>
-            </w:rPr>
-          </w:pPr>
-          <w:r>
-            <w:rPr>
-              <w:b/>
-              <w:color w:val="1F497D" w:themeColor="text2"/>
-              <w:sz w:val="24"/>
-              <w:szCs w:val="24"/>
-            </w:rPr>
-            <w:t>Escola Superior Politécnica</w:t>
-          </w:r>
-          <w:r>
-            <w:rPr>
-              <w:b/>
-              <w:color w:val="1F497D" w:themeColor="text2"/>
-              <w:sz w:val="24"/>
-              <w:szCs w:val="24"/>
-            </w:rPr>
-            <w:t xml:space="preserve"> – ESP</w:t>
-          </w:r>
         </w:p>
       </w:tc>
       <w:tc>
@@ -3179,62 +3022,6 @@
               <w:szCs w:val="24"/>
             </w:rPr>
           </w:pPr>
-          <w:r>
-            <w:rPr>
-              <w:noProof/>
-              <w:sz w:val="24"/>
-              <w:szCs w:val="24"/>
-              <w:lang w:eastAsia="pt-BR"/>
-            </w:rPr>
-            <w:drawing>
-              <wp:inline distT="0" distB="0" distL="0" distR="0" wp14:anchorId="1AC9B905" wp14:editId="3D25FFBF">
-                <wp:extent cx="1225007" cy="540000"/>
-                <wp:effectExtent l="0" t="0" r="0" b="0"/>
-                <wp:docPr id="4" name="Imagem 2" descr="Logo do Centro Universitário Internacional Uninter, cujo fundo é azul marinho com uma faixa amarela na borda inferior. Na parte azul marinho está escrito, em destaque, Uninter e abaixo Centro Universitário."/>
-                <wp:cNvGraphicFramePr>
-                  <a:graphicFrameLocks xmlns:a="http://schemas.openxmlformats.org/drawingml/2006/main" noChangeAspect="1"/>
-                </wp:cNvGraphicFramePr>
-                <a:graphic xmlns:a="http://schemas.openxmlformats.org/drawingml/2006/main">
-                  <a:graphicData uri="http://schemas.openxmlformats.org/drawingml/2006/picture">
-                    <pic:pic xmlns:pic="http://schemas.openxmlformats.org/drawingml/2006/picture">
-                      <pic:nvPicPr>
-                        <pic:cNvPr id="4" name="Imagem 2" descr="Logo do Centro Universitário Internacional Uninter, cujo fundo é azul marinho com uma faixa amarela na borda inferior. Na parte azul marinho está escrito, em destaque, Uninter e abaixo Centro Universitário."/>
-                        <pic:cNvPicPr>
-                          <a:picLocks noChangeAspect="1" noChangeArrowheads="1"/>
-                        </pic:cNvPicPr>
-                      </pic:nvPicPr>
-                      <pic:blipFill>
-                        <a:blip r:embed="rId1" cstate="print">
-                          <a:extLst>
-                            <a:ext uri="{28A0092B-C50C-407E-A947-70E740481C1C}">
-                              <a14:useLocalDpi xmlns:a14="http://schemas.microsoft.com/office/drawing/2010/main" val="0"/>
-                            </a:ext>
-                          </a:extLst>
-                        </a:blip>
-                        <a:srcRect/>
-                        <a:stretch>
-                          <a:fillRect/>
-                        </a:stretch>
-                      </pic:blipFill>
-                      <pic:spPr bwMode="auto">
-                        <a:xfrm>
-                          <a:off x="0" y="0"/>
-                          <a:ext cx="1225007" cy="540000"/>
-                        </a:xfrm>
-                        <a:prstGeom prst="rect">
-                          <a:avLst/>
-                        </a:prstGeom>
-                        <a:noFill/>
-                        <a:ln>
-                          <a:noFill/>
-                        </a:ln>
-                      </pic:spPr>
-                    </pic:pic>
-                  </a:graphicData>
-                </a:graphic>
-              </wp:inline>
-            </w:drawing>
-          </w:r>
         </w:p>
       </w:tc>
     </w:tr>
@@ -3247,16 +3034,6 @@
         <w:sz w:val="24"/>
         <w:szCs w:val="24"/>
       </w:rPr>
-    </w:pPr>
-  </w:p>
-</w:hdr>
-</file>
-
-<file path=word/header3.xml><?xml version="1.0" encoding="utf-8"?>
-<w:hdr xmlns:wpc="http://schemas.microsoft.com/office/word/2010/wordprocessingCanvas" xmlns:cx="http://schemas.microsoft.com/office/drawing/2014/chartex" xmlns:cx1="http://schemas.microsoft.com/office/drawing/2015/9/8/chartex" xmlns:cx2="http://schemas.microsoft.com/office/drawing/2015/10/21/chartex" xmlns:cx3="http://schemas.microsoft.com/office/drawing/2016/5/9/chartex" xmlns:cx4="http://schemas.microsoft.com/office/drawing/2016/5/10/chartex" xmlns:cx5="http://schemas.microsoft.com/office/drawing/2016/5/11/chartex" xmlns:cx6="http://schemas.microsoft.com/office/drawing/2016/5/12/chartex" xmlns:cx7="http://schemas.microsoft.com/office/drawing/2016/5/13/chartex" xmlns:cx8="http://schemas.microsoft.com/office/drawing/2016/5/14/chartex" xmlns:mc="http://schemas.openxmlformats.org/markup-compatibility/2006" xmlns:aink="http://schemas.microsoft.com/office/drawing/2016/ink" xmlns:am3d="http://schemas.microsoft.com/office/drawing/2017/model3d" xmlns:o="urn:schemas-microsoft-com:office:office" xmlns:oel="http://schemas.microsoft.com/office/2019/extlst" xmlns:r="http://schemas.openxmlformats.org/officeDocument/2006/relationships" xmlns:m="http://schemas.openxmlformats.org/officeDocument/2006/math" xmlns:v="urn:schemas-microsoft-com:vml" xmlns:wp14="http://schemas.microsoft.com/office/word/2010/wordprocessingDrawing" xmlns:wp="http://schemas.openxmlformats.org/drawingml/2006/wordprocessingDrawing" xmlns:w10="urn:schemas-microsoft-com:office:word" xmlns:w="http://schemas.openxmlformats.org/wordprocessingml/2006/main" xmlns:w14="http://schemas.microsoft.com/office/word/2010/wordml" xmlns:w15="http://schemas.microsoft.com/office/word/2012/wordml" xmlns:w16cex="http://schemas.microsoft.com/office/word/2018/wordml/cex" xmlns:w16cid="http://schemas.microsoft.com/office/word/2016/wordml/cid" xmlns:w16="http://schemas.microsoft.com/office/word/2018/wordml" xmlns:w16du="http://schemas.microsoft.com/office/word/2023/wordml/word16du" xmlns:w16sdtdh="http://schemas.microsoft.com/office/word/2020/wordml/sdtdatahash" xmlns:w16sdtfl="http://schemas.microsoft.com/office/word/2024/wordml/sdtformatlock" xmlns:w16se="http://schemas.microsoft.com/office/word/2015/wordml/symex" xmlns:wpg="http://schemas.microsoft.com/office/word/2010/wordprocessingGroup" xmlns:wpi="http://schemas.microsoft.com/office/word/2010/wordprocessingInk" xmlns:wne="http://schemas.microsoft.com/office/word/2006/wordml" xmlns:wps="http://schemas.microsoft.com/office/word/2010/wordprocessingShape" mc:Ignorable="w14 w15 w16se w16cid w16 w16cex w16sdtdh w16sdtfl w16du wp14">
-  <w:p>
-    <w:pPr>
-      <w:pStyle w:val="Cabealho"/>
     </w:pPr>
   </w:p>
 </w:hdr>
